--- a/ООП/практики/пр5 Циклические алгоритмы.docx
+++ b/ООП/практики/пр5 Циклические алгоритмы.docx
@@ -57,7 +57,7 @@
           <w:color w:val="000000" w:themeColor="text1"/>
           <w:szCs w:val="28"/>
         </w:rPr>
-        <w:t>4</w:t>
+        <w:t>5</w:t>
       </w:r>
       <w:r>
         <w:rPr>
@@ -707,10 +707,10 @@
                   <v:path o:extrusionok="f" gradientshapeok="t" o:connecttype="rect"/>
                   <o:lock v:ext="edit" aspectratio="t"/>
                 </v:shapetype>
-                <v:shape id="_x0000_i1025" type="#_x0000_t75" style="width:114pt;height:54pt" o:ole="">
+                <v:shape id="_x0000_i1025" type="#_x0000_t75" style="width:114.1pt;height:54.35pt" o:ole="">
                   <v:imagedata r:id="rId8" o:title=""/>
                 </v:shape>
-                <o:OLEObject Type="Embed" ProgID="PBrush" ShapeID="_x0000_i1025" DrawAspect="Content" ObjectID="_1852316801" r:id="rId9"/>
+                <o:OLEObject Type="Embed" ProgID="PBrush" ShapeID="_x0000_i1025" DrawAspect="Content" ObjectID="_1854075182" r:id="rId9"/>
               </w:object>
             </w:r>
           </w:p>
@@ -758,10 +758,10 @@
             </w:pPr>
             <w:r>
               <w:object w:dxaOrig="4755" w:dyaOrig="1920">
-                <v:shape id="_x0000_i1026" type="#_x0000_t75" style="width:126.75pt;height:52.5pt" o:ole="">
+                <v:shape id="_x0000_i1026" type="#_x0000_t75" style="width:127pt;height:52.3pt" o:ole="">
                   <v:imagedata r:id="rId10" o:title=""/>
                 </v:shape>
-                <o:OLEObject Type="Embed" ProgID="PBrush" ShapeID="_x0000_i1026" DrawAspect="Content" ObjectID="_1852316802" r:id="rId11"/>
+                <o:OLEObject Type="Embed" ProgID="PBrush" ShapeID="_x0000_i1026" DrawAspect="Content" ObjectID="_1854075183" r:id="rId11"/>
               </w:object>
             </w:r>
           </w:p>
@@ -813,10 +813,10 @@
             </w:pPr>
             <w:r>
               <w:object w:dxaOrig="4695" w:dyaOrig="1770">
-                <v:shape id="_x0000_i1027" type="#_x0000_t75" style="width:141.75pt;height:53.25pt" o:ole="">
+                <v:shape id="_x0000_i1027" type="#_x0000_t75" style="width:141.95pt;height:53pt" o:ole="">
                   <v:imagedata r:id="rId12" o:title=""/>
                 </v:shape>
-                <o:OLEObject Type="Embed" ProgID="PBrush" ShapeID="_x0000_i1027" DrawAspect="Content" ObjectID="_1852316803" r:id="rId13"/>
+                <o:OLEObject Type="Embed" ProgID="PBrush" ShapeID="_x0000_i1027" DrawAspect="Content" ObjectID="_1854075184" r:id="rId13"/>
               </w:object>
             </w:r>
           </w:p>
@@ -866,10 +866,10 @@
             </w:pPr>
             <w:r>
               <w:object w:dxaOrig="5640" w:dyaOrig="1860">
-                <v:shape id="_x0000_i1028" type="#_x0000_t75" style="width:174pt;height:57pt" o:ole="">
+                <v:shape id="_x0000_i1028" type="#_x0000_t75" style="width:173.9pt;height:57.05pt" o:ole="">
                   <v:imagedata r:id="rId14" o:title=""/>
                 </v:shape>
-                <o:OLEObject Type="Embed" ProgID="PBrush" ShapeID="_x0000_i1028" DrawAspect="Content" ObjectID="_1852316804" r:id="rId15"/>
+                <o:OLEObject Type="Embed" ProgID="PBrush" ShapeID="_x0000_i1028" DrawAspect="Content" ObjectID="_1854075185" r:id="rId15"/>
               </w:object>
             </w:r>
           </w:p>
@@ -921,10 +921,10 @@
             </w:pPr>
             <w:r>
               <w:object w:dxaOrig="3810" w:dyaOrig="1815">
-                <v:shape id="_x0000_i1029" type="#_x0000_t75" style="width:120pt;height:56.25pt" o:ole="">
+                <v:shape id="_x0000_i1029" type="#_x0000_t75" style="width:120.25pt;height:56.4pt" o:ole="">
                   <v:imagedata r:id="rId16" o:title=""/>
                 </v:shape>
-                <o:OLEObject Type="Embed" ProgID="PBrush" ShapeID="_x0000_i1029" DrawAspect="Content" ObjectID="_1852316805" r:id="rId17"/>
+                <o:OLEObject Type="Embed" ProgID="PBrush" ShapeID="_x0000_i1029" DrawAspect="Content" ObjectID="_1854075186" r:id="rId17"/>
               </w:object>
             </w:r>
           </w:p>
@@ -974,10 +974,10 @@
             </w:pPr>
             <w:r>
               <w:object w:dxaOrig="4680" w:dyaOrig="1800">
-                <v:shape id="_x0000_i1030" type="#_x0000_t75" style="width:132pt;height:51.75pt" o:ole="">
+                <v:shape id="_x0000_i1030" type="#_x0000_t75" style="width:131.75pt;height:51.6pt" o:ole="">
                   <v:imagedata r:id="rId18" o:title=""/>
                 </v:shape>
-                <o:OLEObject Type="Embed" ProgID="PBrush" ShapeID="_x0000_i1030" DrawAspect="Content" ObjectID="_1852316806" r:id="rId19"/>
+                <o:OLEObject Type="Embed" ProgID="PBrush" ShapeID="_x0000_i1030" DrawAspect="Content" ObjectID="_1854075187" r:id="rId19"/>
               </w:object>
             </w:r>
           </w:p>
@@ -1029,10 +1029,10 @@
             </w:pPr>
             <w:r>
               <w:object w:dxaOrig="4050" w:dyaOrig="1650">
-                <v:shape id="_x0000_i1031" type="#_x0000_t75" style="width:109.5pt;height:45pt" o:ole="">
+                <v:shape id="_x0000_i1031" type="#_x0000_t75" style="width:109.35pt;height:44.85pt" o:ole="">
                   <v:imagedata r:id="rId20" o:title=""/>
                 </v:shape>
-                <o:OLEObject Type="Embed" ProgID="PBrush" ShapeID="_x0000_i1031" DrawAspect="Content" ObjectID="_1852316807" r:id="rId21"/>
+                <o:OLEObject Type="Embed" ProgID="PBrush" ShapeID="_x0000_i1031" DrawAspect="Content" ObjectID="_1854075188" r:id="rId21"/>
               </w:object>
             </w:r>
           </w:p>
@@ -1080,10 +1080,10 @@
             </w:pPr>
             <w:r>
               <w:object w:dxaOrig="3555" w:dyaOrig="1485">
-                <v:shape id="_x0000_i1032" type="#_x0000_t75" style="width:111pt;height:46.5pt" o:ole="">
+                <v:shape id="_x0000_i1032" type="#_x0000_t75" style="width:110.7pt;height:46.2pt" o:ole="">
                   <v:imagedata r:id="rId22" o:title=""/>
                 </v:shape>
-                <o:OLEObject Type="Embed" ProgID="PBrush" ShapeID="_x0000_i1032" DrawAspect="Content" ObjectID="_1852316808" r:id="rId23"/>
+                <o:OLEObject Type="Embed" ProgID="PBrush" ShapeID="_x0000_i1032" DrawAspect="Content" ObjectID="_1854075189" r:id="rId23"/>
               </w:object>
             </w:r>
           </w:p>
@@ -1133,10 +1133,10 @@
             </w:pPr>
             <w:r>
               <w:object w:dxaOrig="3945" w:dyaOrig="1710">
-                <v:shape id="_x0000_i1033" type="#_x0000_t75" style="width:113.25pt;height:49.5pt" o:ole="">
+                <v:shape id="_x0000_i1033" type="#_x0000_t75" style="width:113.45pt;height:49.6pt" o:ole="">
                   <v:imagedata r:id="rId24" o:title=""/>
                 </v:shape>
-                <o:OLEObject Type="Embed" ProgID="PBrush" ShapeID="_x0000_i1033" DrawAspect="Content" ObjectID="_1852316809" r:id="rId25"/>
+                <o:OLEObject Type="Embed" ProgID="PBrush" ShapeID="_x0000_i1033" DrawAspect="Content" ObjectID="_1854075190" r:id="rId25"/>
               </w:object>
             </w:r>
           </w:p>
@@ -1186,10 +1186,10 @@
             </w:pPr>
             <w:r>
               <w:object w:dxaOrig="4350" w:dyaOrig="1650">
-                <v:shape id="_x0000_i1034" type="#_x0000_t75" style="width:129pt;height:49.5pt" o:ole="">
+                <v:shape id="_x0000_i1034" type="#_x0000_t75" style="width:129.05pt;height:49.6pt" o:ole="">
                   <v:imagedata r:id="rId26" o:title=""/>
                 </v:shape>
-                <o:OLEObject Type="Embed" ProgID="PBrush" ShapeID="_x0000_i1034" DrawAspect="Content" ObjectID="_1852316810" r:id="rId27"/>
+                <o:OLEObject Type="Embed" ProgID="PBrush" ShapeID="_x0000_i1034" DrawAspect="Content" ObjectID="_1854075191" r:id="rId27"/>
               </w:object>
             </w:r>
           </w:p>
@@ -1818,7 +1818,7 @@
             <w:rPr>
               <w:noProof/>
             </w:rPr>
-            <w:t>3</w:t>
+            <w:t>1</w:t>
           </w:r>
         </w:fldSimple>
       </w:p>
